--- a/swh/docx/42.content.docx
+++ b/swh/docx/42.content.docx
@@ -28,22 +28,6 @@
       </w:r>
     </w:p>
     <w:p>
-      <w:pPr>
-        <w:pStyle w:val="Heading2"/>
-      </w:pPr>
-      <w:r>
-        <w:rPr>
-          <w:lang w:val="sw_KE" w:bidi="sw_KE"/>
-        </w:rPr>
-        <w:t>License Information</w:t>
-      </w:r>
-      <w:r>
-        <w:rPr>
-          <w:lang w:val="sw_KE" w:bidi="sw_KE"/>
-        </w:rPr>
-      </w:r>
-    </w:p>
-    <w:p>
       <w:pPr/>
       <w:r>
         <w:rPr>
@@ -55,86 +39,25 @@
           <w:b/>
           <w:lang w:val="sw_KE" w:bidi="sw_KE"/>
         </w:rPr>
-        <w:t>Maelezo ya Masomo (Biblica)</w:t>
-      </w:r>
-      <w:r>
-        <w:rPr>
-          <w:lang w:val="sw_KE" w:bidi="sw_KE"/>
-        </w:rPr>
-        <w:t xml:space="preserve"> (Swahili) is based on</w:t>
-      </w:r>
-      <w:r>
-        <w:rPr>
-          <w:lang w:val="sw_KE" w:bidi="sw_KE"/>
-        </w:rPr>
-        <w:t xml:space="preserve">: </w:t>
-      </w:r>
-      <w:r>
-        <w:rPr>
-          <w:lang w:val="sw_KE" w:bidi="sw_KE"/>
-        </w:rPr>
         <w:t>Biblica Study Notes</w:t>
       </w:r>
       <w:r>
         <w:rPr>
           <w:lang w:val="sw_KE" w:bidi="sw_KE"/>
         </w:rPr>
-        <w:t xml:space="preserve">, </w:t>
-      </w:r>
-      <w:hyperlink r:id="rId13">
-        <w:r>
-          <w:rPr>
-            <w:lang w:val="sw_KE" w:bidi="sw_KE"/>
-          </w:rPr>
-          <w:rPr>
-            <w:color w:val="0000EE"/>
-            <w:u w:val="single"/>
-          </w:rPr>
-          <w:t>Biblica Inc.</w:t>
-        </w:r>
-      </w:hyperlink>
-      <w:r>
-        <w:rPr>
-          <w:lang w:val="sw_KE" w:bidi="sw_KE"/>
-        </w:rPr>
-        <w:t xml:space="preserve">, 2023, which is licensed under a </w:t>
-      </w:r>
-      <w:hyperlink r:id="rId14">
-        <w:r>
-          <w:rPr>
-            <w:lang w:val="sw_KE" w:bidi="sw_KE"/>
-          </w:rPr>
-          <w:rPr>
-            <w:color w:val="0000EE"/>
-            <w:u w:val="single"/>
-          </w:rPr>
-          <w:t>CC BY-SA 4.0 license</w:t>
-        </w:r>
-      </w:hyperlink>
-      <w:r>
-        <w:rPr>
-          <w:lang w:val="sw_KE" w:bidi="sw_KE"/>
-        </w:rPr>
-        <w:t>.</w:t>
-      </w:r>
-      <w:r>
-        <w:rPr>
-          <w:lang w:val="sw_KE" w:bidi="sw_KE"/>
-        </w:rPr>
-      </w:r>
-    </w:p>
-    <w:p>
-      <w:pPr/>
-      <w:r>
-        <w:rPr>
-          <w:lang w:val="sw_KE" w:bidi="sw_KE"/>
-        </w:rPr>
-      </w:r>
-      <w:r>
-        <w:rPr>
-          <w:lang w:val="sw_KE" w:bidi="sw_KE"/>
-        </w:rPr>
-        <w:t>This PDF version is provided under the same license.</w:t>
+        <w:t xml:space="preserve"> © 2023 Biblica Inc. Released under CC BY-SA 4.0 license. </w:t>
+      </w:r>
+      <w:r>
+        <w:rPr>
+          <w:lang w:val="sw_KE" w:bidi="sw_KE"/>
+        </w:rPr>
+        <w:t>Biblica Study Notes</w:t>
+      </w:r>
+      <w:r>
+        <w:rPr>
+          <w:lang w:val="sw_KE" w:bidi="sw_KE"/>
+        </w:rPr>
+        <w:t xml:space="preserve"> has been adapted in the following languages: Tok Pisin, Arabic (عربي), French (Français), Hindi (हिंदी), Indonesian (Bahasa Indonesia), Portuguese (Português), Russian (Русский), Spanish (Español), Swahili (Kiswahili), and Simplified Chinese (简体中文)from Biblica Study Notes © 2023 Biblica Inc. Released under CC BY-SA 4.0 license by Mission Mutual</w:t>
       </w:r>
       <w:r>
         <w:rPr>

--- a/swh/docx/42.content.docx
+++ b/swh/docx/42.content.docx
@@ -116,26 +116,6 @@
           <w:lang w:val="sw_KE" w:bidi="sw_KE"/>
         </w:rPr>
         <w:t>LUK</w:t>
-      </w:r>
-      <w:r>
-        <w:rPr>
-          <w:lang w:val="sw_KE" w:bidi="sw_KE"/>
-        </w:rPr>
-      </w:r>
-    </w:p>
-    <w:p>
-      <w:pPr/>
-      <w:r>
-        <w:rPr>
-          <w:lang w:val="sw_KE" w:bidi="sw_KE"/>
-        </w:rPr>
-      </w:r>
-      <w:r>
-        <w:rPr>
-          <w:i/>
-          <w:lang w:val="sw_KE" w:bidi="sw_KE"/>
-        </w:rPr>
-        <w:t>Luka 1:1–4, Luka 1:5–25, Luka 1:26–38, Luka 1:39–56, Luka 1:57–80, Luka 2:1–20, Luka 2:21–38, Luka 2:39–52, Luka 3:1–14, Luka 3:15–22, Luka 3:23–38, Luka 4:1–13, Luka 4:14–30, Luka 4:31–44, Luka 5:1–16, Luka 5:17–26, Luka 5:27–39, Luka 6:1–11, Luka 6:12–26, Luka 6:27–49, Luka 7:1–17, Luka 7:18–35, Luka 7:36–50, Luka 8:1–18, Luka 8:19–21, Luka 8:22–39, Luka 8:40–56, Luka 9:1–17, Luka 9:18–27, Luka 9:28–36, Luka 9:37–50, Luka 9:51–62, Luka 10:1–24, Luka 10:25–37, Luka 10:38–42, Luka 11:1–13, Luka 11:14–26, Luka 11:27–36, Luka 11:37–54, Luka 12:1–12, Luka 12:13–34, Luka 12:35–59, Luka 13:1–9, Luka 13:10–17, Luka 13:18–30, Luka 13:31–35, Luka 14:1–14, Luka 14:15–24, Luka 14:25–35, Luka 15:1–10, Luka 15:11–32, Luka 16:1–12, Luka 16:13–18, Luka 16:19–31, Luka 17:1–10, Luka 17:11–19, Luka 17:20–37, Luka 18:1–17, Luka 18:18–30, Luka 18:31–43, Luka 19:1–10, Luka 19:11–27, Luka 19:28–46, Luka 19:47 - 20:19, Luka 20:20–44, Luka 20:45–21:4, Luka 21:5–36, Luka 21:37–22:6, Luka 22:7–30, Luka 22:31–46, Luka 22:47–62, Luka 22:63 - 23:7, Luka 23:8–25, Luka 23:26–43, Luka 23:44–56, Luka 24:1–12, Luka 24:13–35, Luka 24:36 - 53</w:t>
       </w:r>
       <w:r>
         <w:rPr>

--- a/swh/docx/42.content.docx
+++ b/swh/docx/42.content.docx
@@ -19,7 +19,7 @@
         <w:rPr>
           <w:lang w:val="sw_KE" w:bidi="sw_KE"/>
         </w:rPr>
-        <w:t>Resource: Maelezo ya Masomo (Biblica)</w:t>
+        <w:t>Resource: Biblica Study Notes</w:t>
       </w:r>
       <w:r>
         <w:rPr>
@@ -78,7 +78,7 @@
         <w:rPr>
           <w:lang w:val="sw_KE" w:bidi="sw_KE"/>
         </w:rPr>
-        <w:t>Maelezo ya Masomo (Biblica)</w:t>
+        <w:t>Biblica Study Notes</w:t>
       </w:r>
     </w:p>
     <w:p>
